--- a/Volume 1/Chapter 02 - Language Fundamentals/SPA_Vol1_Ch2_Lesson2_6a_EXTENDED_Strings.docx
+++ b/Volume 1/Chapter 02 - Language Fundamentals/SPA_Vol1_Ch2_Lesson2_6a_EXTENDED_Strings.docx
@@ -772,7 +772,6 @@
     <w:p>
       <w:pPr>
         <w:pStyle w:val="CommandBlock"/>
-        <w:keepNext/>
       </w:pPr>
       <w:r>
         <w:t xml:space="preserve">    Out-Null</w:t>
@@ -780,42 +779,136 @@
     </w:p>
     <w:p>
       <w:pPr>
+        <w:keepNext/>
+      </w:pPr>
+    </w:p>
+    <w:p>
+      <w:pPr>
+        <w:keepNext/>
+      </w:pPr>
+      <w:r>
+        <w:t>Next, let the tools create the Rust and Solidity projects: cargo init writes Cargo.toml, Remove-Item deletes the starter main.rs because the programs are in src\bin, and forge init --empty makes the Foundry project.</w:t>
+      </w:r>
+    </w:p>
+    <w:p>
+      <w:pPr>
+        <w:keepNext/>
+      </w:pPr>
+    </w:p>
+    <w:p>
+      <w:pPr>
         <w:pStyle w:val="CommandBlock"/>
         <w:keepNext/>
       </w:pPr>
       <w:r>
-        <w:t>New-Item -ItemType Directory -Force `</w:t>
+        <w:t>cargo init .\rust --name strings --vcs none</w:t>
       </w:r>
     </w:p>
     <w:p>
       <w:pPr>
         <w:pStyle w:val="CommandBlock"/>
-      </w:pPr>
-      <w:r>
-        <w:t xml:space="preserve">    "$HOME\spa\lesson-2.6-extended\solidity\script" | Out-Null</w:t>
-      </w:r>
-    </w:p>
-    <w:p>
-      <w:pPr>
-        <w:keepNext/>
-      </w:pPr>
-    </w:p>
-    <w:p>
-      <w:pPr>
-        <w:keepNext/>
-      </w:pPr>
-      <w:r>
-        <w:t>Save each file from this lesson into the matching path in the project layout. As in Chapter 1, notepad .\rust\Cargo.toml creates and opens one: choose Yes, type the file, save it with Ctrl+S, and close Notepad. Then install forge-std, Foundry's standard library, into the Solidity project. Linux Assembly runs in WSL or on a Linux computer.</w:t>
-      </w:r>
-    </w:p>
-    <w:p>
-      <w:pPr>
-        <w:keepNext/>
-      </w:pPr>
+        <w:keepNext/>
+      </w:pPr>
+      <w:r>
+        <w:t>Remove-Item .\rust\src\main.rs</w:t>
+      </w:r>
     </w:p>
     <w:p>
       <w:pPr>
         <w:pStyle w:val="CommandBlock"/>
+      </w:pPr>
+      <w:r>
+        <w:t>forge init .\solidity --empty --no-git --offline</w:t>
+      </w:r>
+    </w:p>
+    <w:p>
+      <w:pPr>
+        <w:keepNext/>
+      </w:pPr>
+    </w:p>
+    <w:p>
+      <w:r>
+        <w:t>Then replace the foundry.toml that forge init wrote with this lesson's settings. notepad .\solidity\foundry.toml opens it: select everything with Ctrl+A, type the file below in its place, save it with Ctrl+S, and close Notepad.</w:t>
+      </w:r>
+    </w:p>
+    <w:p>
+      <w:pPr>
+        <w:keepNext/>
+      </w:pPr>
+    </w:p>
+    <w:p>
+      <w:pPr>
+        <w:pStyle w:val="Heading3"/>
+      </w:pPr>
+      <w:r>
+        <w:t>solidity/foundry.toml</w:t>
+      </w:r>
+    </w:p>
+    <w:p>
+      <w:pPr>
+        <w:pStyle w:val="SourceCode"/>
+        <w:keepNext/>
+      </w:pPr>
+      <w:r>
+        <w:t>[profile.default]</w:t>
+      </w:r>
+    </w:p>
+    <w:p>
+      <w:pPr>
+        <w:pStyle w:val="SourceCode"/>
+        <w:keepNext/>
+      </w:pPr>
+      <w:r>
+        <w:t># The scripts in script/ are the only Solidity sources in this project.</w:t>
+      </w:r>
+    </w:p>
+    <w:p>
+      <w:pPr>
+        <w:pStyle w:val="SourceCode"/>
+        <w:keepNext/>
+      </w:pPr>
+      <w:r>
+        <w:t>src = "script"</w:t>
+      </w:r>
+    </w:p>
+    <w:p>
+      <w:pPr>
+        <w:pStyle w:val="SourceCode"/>
+        <w:keepNext/>
+      </w:pPr>
+      <w:r>
+        <w:t># forge install puts forge-std in lib/.</w:t>
+      </w:r>
+    </w:p>
+    <w:p>
+      <w:pPr>
+        <w:pStyle w:val="SourceCode"/>
+      </w:pPr>
+      <w:r>
+        <w:t>libs = ["lib"]</w:t>
+      </w:r>
+    </w:p>
+    <w:p>
+      <w:pPr>
+        <w:keepNext/>
+      </w:pPr>
+    </w:p>
+    <w:p>
+      <w:pPr>
+        <w:keepNext/>
+      </w:pPr>
+      <w:r>
+        <w:t>Then install forge-std, Foundry's standard library, into the Solidity project.</w:t>
+      </w:r>
+    </w:p>
+    <w:p>
+      <w:pPr>
+        <w:keepNext/>
+      </w:pPr>
+    </w:p>
+    <w:p>
+      <w:pPr>
+        <w:pStyle w:val="CommandBlock"/>
         <w:keepNext/>
       </w:pPr>
       <w:r>
@@ -845,6 +938,16 @@
       </w:pPr>
     </w:p>
     <w:p>
+      <w:r>
+        <w:t>You save each source file in its language's section below, as each is shown. As in Chapter 1, notepad .\rust\src\bin\basic_strings.rs creates and opens one: choose Yes, type the file, save it with Ctrl+S, and close Notepad. Linux Assembly runs in WSL or on a Linux computer.</w:t>
+      </w:r>
+    </w:p>
+    <w:p>
+      <w:pPr>
+        <w:keepNext/>
+      </w:pPr>
+    </w:p>
+    <w:p>
       <w:pPr>
         <w:keepNext/>
       </w:pPr>
@@ -885,7 +988,7 @@
         <w:keepNext/>
       </w:pPr>
       <w:r>
-        <w:t>mkdir -p "$HOME/spa/lesson-2.6-extended/"{rust/src/bin,solidity/script}</w:t>
+        <w:t>mkdir -p "$HOME/spa/lesson-2.6-extended/rust/src/bin"</w:t>
       </w:r>
     </w:p>
     <w:p>
@@ -906,7 +1009,7 @@
         <w:keepNext/>
       </w:pPr>
       <w:r>
-        <w:t>Save each file from this lesson into the matching path in the project layout. As in Chapter 1, nano ./rust/Cargo.toml creates and opens one: type the file, then save and close it with Ctrl+O, Enter, then Ctrl+X. Then install forge-std.</w:t>
+        <w:t>Then create the Rust and Solidity projects with the same commands as on Windows; rm deletes the starter main.rs.</w:t>
       </w:r>
     </w:p>
     <w:p>
@@ -917,6 +1020,50 @@
     <w:p>
       <w:pPr>
         <w:pStyle w:val="CommandBlock"/>
+        <w:keepNext/>
+      </w:pPr>
+      <w:r>
+        <w:t>cargo init ./rust --name strings --vcs none</w:t>
+      </w:r>
+    </w:p>
+    <w:p>
+      <w:pPr>
+        <w:pStyle w:val="CommandBlock"/>
+        <w:keepNext/>
+      </w:pPr>
+      <w:r>
+        <w:t>rm ./rust/src/main.rs</w:t>
+      </w:r>
+    </w:p>
+    <w:p>
+      <w:pPr>
+        <w:pStyle w:val="CommandBlock"/>
+      </w:pPr>
+      <w:r>
+        <w:t>forge init ./solidity --empty --no-git --offline</w:t>
+      </w:r>
+    </w:p>
+    <w:p>
+      <w:pPr>
+        <w:keepNext/>
+      </w:pPr>
+    </w:p>
+    <w:p>
+      <w:pPr>
+        <w:keepNext/>
+      </w:pPr>
+      <w:r>
+        <w:t>Replace solidity/foundry.toml with the file shown in the Windows setup; nano ./solidity/foundry.toml opens it. Then install forge-std.</w:t>
+      </w:r>
+    </w:p>
+    <w:p>
+      <w:pPr>
+        <w:keepNext/>
+      </w:pPr>
+    </w:p>
+    <w:p>
+      <w:pPr>
+        <w:pStyle w:val="CommandBlock"/>
       </w:pPr>
       <w:r>
         <w:t>(cd ./solidity &amp;&amp; forge install foundry-rs/forge-std@v1.16.2 --no-git)</w:t>
@@ -928,6 +1075,16 @@
       </w:pPr>
     </w:p>
     <w:p>
+      <w:r>
+        <w:t>You save each source file in its language's section below, as each is shown. As in Chapter 1, nano ./rust/src/bin/basic_strings.rs creates and opens one: type the file, then save and close it with Ctrl+O, Enter, then Ctrl+X.</w:t>
+      </w:r>
+    </w:p>
+    <w:p>
+      <w:pPr>
+        <w:keepNext/>
+      </w:pPr>
+    </w:p>
+    <w:p>
       <w:pPr>
         <w:keepNext/>
       </w:pPr>
@@ -23474,6 +23631,11 @@
       </w:r>
     </w:p>
     <w:p>
+      <w:r>
+        <w:t>This is the Cargo.toml that cargo init wrote, shown here so you can check yours. The [package] lines match; yours also ends with an empty [dependencies] heading, and the lines that start with # are notes for you, not something cargo writes.</w:t>
+      </w:r>
+    </w:p>
+    <w:p>
       <w:pPr>
         <w:keepNext/>
       </w:pPr>
@@ -23548,68 +23710,6 @@
       </w:pPr>
       <w:r>
         <w:t># basic_strings and strings.</w:t>
-      </w:r>
-    </w:p>
-    <w:p>
-      <w:pPr>
-        <w:keepNext/>
-      </w:pPr>
-    </w:p>
-    <w:p>
-      <w:pPr>
-        <w:keepNext/>
-      </w:pPr>
-    </w:p>
-    <w:p>
-      <w:pPr>
-        <w:pStyle w:val="Heading2"/>
-      </w:pPr>
-      <w:r>
-        <w:t>solidity/foundry.toml</w:t>
-      </w:r>
-    </w:p>
-    <w:p>
-      <w:pPr>
-        <w:pStyle w:val="SourceCode"/>
-        <w:keepNext/>
-      </w:pPr>
-      <w:r>
-        <w:t>[profile.default]</w:t>
-      </w:r>
-    </w:p>
-    <w:p>
-      <w:pPr>
-        <w:pStyle w:val="SourceCode"/>
-        <w:keepNext/>
-      </w:pPr>
-      <w:r>
-        <w:t># The scripts in script/ are the only Solidity sources in this project.</w:t>
-      </w:r>
-    </w:p>
-    <w:p>
-      <w:pPr>
-        <w:pStyle w:val="SourceCode"/>
-        <w:keepNext/>
-      </w:pPr>
-      <w:r>
-        <w:t>src = "script"</w:t>
-      </w:r>
-    </w:p>
-    <w:p>
-      <w:pPr>
-        <w:pStyle w:val="SourceCode"/>
-        <w:keepNext/>
-      </w:pPr>
-      <w:r>
-        <w:t># forge install puts forge-std in lib/.</w:t>
-      </w:r>
-    </w:p>
-    <w:p>
-      <w:pPr>
-        <w:pStyle w:val="SourceCode"/>
-      </w:pPr>
-      <w:r>
-        <w:t>libs = ["lib"]</w:t>
       </w:r>
     </w:p>
     <w:p>
@@ -25153,31 +25253,31 @@
       </w:rPr>
     </w:lvl>
   </w:abstractNum>
-  <w:num w:numId="1" w16cid:durableId="1304895952">
+  <w:num w:numId="1" w16cid:durableId="1399552807">
     <w:abstractNumId w:val="8"/>
   </w:num>
-  <w:num w:numId="2" w16cid:durableId="1356618026">
+  <w:num w:numId="2" w16cid:durableId="1830100618">
     <w:abstractNumId w:val="6"/>
   </w:num>
-  <w:num w:numId="3" w16cid:durableId="923880249">
+  <w:num w:numId="3" w16cid:durableId="1709329814">
     <w:abstractNumId w:val="5"/>
   </w:num>
-  <w:num w:numId="4" w16cid:durableId="2106802900">
+  <w:num w:numId="4" w16cid:durableId="1907447705">
     <w:abstractNumId w:val="4"/>
   </w:num>
-  <w:num w:numId="5" w16cid:durableId="1963415608">
+  <w:num w:numId="5" w16cid:durableId="1195802494">
     <w:abstractNumId w:val="7"/>
   </w:num>
-  <w:num w:numId="6" w16cid:durableId="604114488">
+  <w:num w:numId="6" w16cid:durableId="1807887910">
     <w:abstractNumId w:val="3"/>
   </w:num>
-  <w:num w:numId="7" w16cid:durableId="1343625134">
+  <w:num w:numId="7" w16cid:durableId="1926187480">
     <w:abstractNumId w:val="2"/>
   </w:num>
-  <w:num w:numId="8" w16cid:durableId="1259367041">
+  <w:num w:numId="8" w16cid:durableId="679503051">
     <w:abstractNumId w:val="1"/>
   </w:num>
-  <w:num w:numId="9" w16cid:durableId="1969123543">
+  <w:num w:numId="9" w16cid:durableId="2088260599">
     <w:abstractNumId w:val="0"/>
   </w:num>
 </w:numbering>

--- a/Volume 1/Chapter 02 - Language Fundamentals/SPA_Vol1_Ch2_Lesson2_6a_EXTENDED_Strings.docx
+++ b/Volume 1/Chapter 02 - Language Fundamentals/SPA_Vol1_Ch2_Lesson2_6a_EXTENDED_Strings.docx
@@ -150,10 +150,7 @@
         <w:pStyle w:val="ListBullet"/>
       </w:pPr>
       <w:r>
-        <w:t>Strings can be put in order. Every character is stored as a number, its character code: A is 65, Z is 90, a is 97, and z is 122. An ordinal comparison compares two strings one position at a time by character code, and the first difference decides: amsdb31 comes before amsserver31 because d comes before s. Every uppercase code is smaller than every lowercase code, so AMSServer31 comes before amsdb31: normalize before sorting. Lesson 2.6 also explains culture-aware ordering, which none of these four languages</w:t>
-      </w:r>
-      <w:r>
-        <w:t xml:space="preserve"> uses.</w:t>
+        <w:t>Strings can be put in order. Every character is stored as a number, its character code: A is 65, Z is 90, a is 97, and z is 122. An ordinal comparison compares two strings one position at a time by character code, and the first difference decides: amsdb31 comes before amsserver31 because d comes before s. Every uppercase code is smaller than every lowercase code, so AMSServer31 comes before amsdb31: normalize before sorting. Lesson 2.6 also explains culture-aware ordering, which none of these four languages uses.</w:t>
       </w:r>
     </w:p>
     <w:p>
@@ -1104,10 +1101,7 @@
     </w:p>
     <w:p>
       <w:r>
-        <w:t xml:space="preserve">Assembly has no string type. Text is a row of bytes in memory that ends with a 0 byte, exactly as C keeps it, so these programs call the same C library functions as the C version of Lesson 2.6: strlen, strcpy, strcat, strcmp, strstr, snprintf, and isspace, tolower, and toupper for one character. strcmp also puts two texts in order, and printf pads a value to a column width, exactly as in C. A position is simply an address: host + 3 is the byte at position 3. Trimming and changing case are loops from Lesson </w:t>
-      </w:r>
-      <w:r>
-        <w:t>2.5a that walk the text one byte at a time.</w:t>
+        <w:t>Assembly has no string type. Text is a row of bytes in memory that ends with a 0 byte, exactly as C keeps it, so these programs call the same C library functions as the C version of Lesson 2.6: strlen, strcpy, strcat, strcmp, strstr, snprintf, and isspace, tolower, and toupper for one character. strcmp also puts two texts in order, and printf pads a value to a column width, exactly as in C. A position is simply an address: host + 3 is the byte at position 3. Trimming and changing case are loops from Lesson 2.5a that walk the text one byte at a time.</w:t>
       </w:r>
     </w:p>
     <w:p>
@@ -7427,10 +7421,7 @@
     </w:p>
     <w:p>
       <w:r>
-        <w:t xml:space="preserve">The production-minded version prints the same nineteen lines and adds the two habits that matter most for strings. Every substring comes from one function, extract_part, which checks that the range fits inside the text and returns empty text, the invalid-range result, when it does not. And every search goes through show_position, which checks for the language's not-found result (strstr returns 0) before printing a position. The last two lines show both results. The Production-Minded version also copies and </w:t>
-      </w:r>
-      <w:r>
-        <w:t>joins with snprintf, which never writes past the array's size, and names every array size with equ.</w:t>
+        <w:t>The production-minded version prints the same nineteen lines and adds the two habits that matter most for strings. Every substring comes from one function, extract_part, which checks that the range fits inside the text and returns empty text, the invalid-range result, when it does not. And every search goes through show_position, which checks for the language's not-found result (strstr returns 0) before printing a position. The last two lines show both results. The Production-Minded version also copies and joins with snprintf, which never writes past the array's size, and names every array size with equ.</w:t>
       </w:r>
     </w:p>
     <w:p>
@@ -19794,10 +19785,7 @@
     </w:p>
     <w:p>
       <w:r>
-        <w:t>Solidity has almost no text functions of its own: a contract on a real chain works with text byte by byte, and every step costs gas. Foundry's vm, which every Script can use, adds trim, toLowercase, toUppercase, indexOf, and replace; they work only while forge runs a script or test, never in a deployed contract. A substring is copied byte by byte, strings are compared by their keccak256 fingerprints, string.concat joins them, and console.log fills a template. Solidity cannot put strings in order or pad them</w:t>
-      </w:r>
-      <w:r>
-        <w:t>, and vm adds neither, so two small loops do it: comesBefore compares the bytes, and padRight and padLeft add spaces.</w:t>
+        <w:t>Solidity has almost no text functions of its own: a contract on a real chain works with text byte by byte, and every step costs gas. Foundry's vm, which every Script can use, adds trim, toLowercase, toUppercase, indexOf, and replace; they work only while forge runs a script or test, never in a deployed contract. A substring is copied byte by byte, strings are compared by their keccak256 fingerprints, string.concat joins them, and console.log fills a template. Solidity cannot put strings in order or pad them, and vm adds neither, so two small loops do it: comesBefore compares the bytes, and padRight and padLeft add spaces.</w:t>
       </w:r>
     </w:p>
     <w:p>
@@ -24166,10 +24154,7 @@
     </w:p>
     <w:p>
       <w:r>
-        <w:t>These string operations are how both Chapter 2 projects handle text, in the Extended languages. The System Information Utility reads the computer's real host name in Lesson 2.15; it trims and lowercases that name before comparing or printing it, reads the location, system type, and number from a naming pattern like amsserver31 with extract_part, formats its report lines the way this lesson builds Label and Summary, and lines its report up in two columns the way this lesson prints its table. The Command-Line</w:t>
-      </w:r>
-      <w:r>
-        <w:t xml:space="preserve"> Survey Application reads every answer as text, as Lesson 2.3a does, and normalizes each one the same way before comparing it with an expected answer such as "yes". In Solidity, a contract never reads a keyboard, so a survey's answers arrive as the arguments of one call, and the same comparison by fingerprint checks them.</w:t>
+        <w:t>These string operations are how both Chapter 2 projects handle text, in the Extended languages. The System Information Utility reads the computer's real host name in Lesson 2.15; it trims and lowercases that name before comparing or printing it, reads the location, system type, and number from a naming pattern like amsserver31 with extract_part, formats its report lines the way this lesson builds Label and Summary, and lines its report up in two columns the way this lesson prints its table. The Command-Line Survey Application reads every answer as text, as Lesson 2.3a does, and normalizes each one the same way before comparing it with an expected answer such as "yes". In Solidity, a contract never reads a keyboard, so a survey's answers arrive as the arguments of one call, and the same comparison by fingerprint checks them.</w:t>
       </w:r>
     </w:p>
     <w:p>
@@ -25064,10 +25049,7 @@
     </w:p>
     <w:p>
       <w:r>
-        <w:t>Every language handles text with the same few operations: trim, change case, take a substring, compare, find, replace, join, and format. Assembly shows what text is underneath, bytes that end in 0, handled by the C library; Rust separates text it reads (&amp;str) from text it owns (String); Erlang treats a string as a list of characters; and Solidity leaves text work to Foundry's tools, because on a real chain every byte costs gas. Ordinal comparison puts text in order by character code, uppercase first, and pa</w:t>
-      </w:r>
-      <w:r>
-        <w:t>dding lines values up in columns; Solidity writes both as small loops. Lesson 2.7a turns to collections: storing many values under one name.</w:t>
+        <w:t>Every language handles text with the same few operations: trim, change case, take a substring, compare, find, replace, join, and format. Assembly shows what text is underneath, bytes that end in 0, handled by the C library; Rust separates text it reads (&amp;str) from text it owns (String); Erlang treats a string as a list of characters; and Solidity leaves text work to Foundry's tools, because on a real chain every byte costs gas. Ordinal comparison puts text in order by character code, uppercase first, and padding lines values up in columns; Solidity writes both as small loops. Lesson 2.7a turns to collections: storing many values under one name.</w:t>
       </w:r>
     </w:p>
     <w:sectPr>

--- a/Volume 1/Chapter 02 - Language Fundamentals/SPA_Vol1_Ch2_Lesson2_6a_EXTENDED_Strings.docx
+++ b/Volume 1/Chapter 02 - Language Fundamentals/SPA_Vol1_Ch2_Lesson2_6a_EXTENDED_Strings.docx
@@ -150,7 +150,10 @@
         <w:pStyle w:val="ListBullet"/>
       </w:pPr>
       <w:r>
-        <w:t>Strings can be put in order. Every character is stored as a number, its character code: A is 65, Z is 90, a is 97, and z is 122. An ordinal comparison compares two strings one position at a time by character code, and the first difference decides: amsdb31 comes before amsserver31 because d comes before s. Every uppercase code is smaller than every lowercase code, so AMSServer31 comes before amsdb31: normalize before sorting. Lesson 2.6 also explains culture-aware ordering, which none of these four languages uses.</w:t>
+        <w:t>Strings can be put in order. Every character is stored as a number, its character code: A is 65, Z is 90, a is 97, and z is 122. An ordinal comparison compares two strings one position at a time by character code, and the first difference decides: amsdb31 comes before amsserver31 because d comes before s. Every uppercase code is smaller than every lowercase code, so AMSServer31 comes before amsdb31: normalize before sorting. Lesson 2.6 also explains culture-aware ordering, which none of these four languages</w:t>
+      </w:r>
+      <w:r>
+        <w:t xml:space="preserve"> uses.</w:t>
       </w:r>
     </w:p>
     <w:p>
@@ -175,7 +178,7 @@
       </w:pPr>
       <w:r>
         <w:lastRenderedPageBreak/>
-        <w:t>Splitting cuts a string at a separator into several parts, which come back as a list; lists are taught in Volume 1, Chapter 2, Lesson 2.7: Arrays and Collections, so this lesson only introduces the idea.</w:t>
+        <w:t>Splitting cuts a string at a separator into several parts, which come back as a list; lists are taught in Volume 1, Chapter 2, Lesson 2.7a: Arrays and Collections EXTENDED, so this lesson only introduces the idea.</w:t>
       </w:r>
     </w:p>
     <w:p>
@@ -847,7 +850,7 @@
         <w:keepNext/>
       </w:pPr>
       <w:r>
-        <w:t>[profile.default]</w:t>
+        <w:t>[profile.default]  # Remember, the settings forge uses by default.</w:t>
       </w:r>
     </w:p>
     <w:p>
@@ -1101,7 +1104,10 @@
     </w:p>
     <w:p>
       <w:r>
-        <w:t>Assembly has no string type. Text is a row of bytes in memory that ends with a 0 byte, exactly as C keeps it, so these programs call the same C library functions as the C version of Lesson 2.6: strlen, strcpy, strcat, strcmp, strstr, snprintf, and isspace, tolower, and toupper for one character. strcmp also puts two texts in order, and printf pads a value to a column width, exactly as in C. A position is simply an address: host + 3 is the byte at position 3. Trimming and changing case are loops from Lesson 2.5a that walk the text one byte at a time.</w:t>
+        <w:t xml:space="preserve">Assembly has no string type. Text is a row of bytes in memory that ends with a 0 byte, exactly as C keeps it, so these programs call the same C library functions as the C version of Lesson 2.6: strlen, strcpy, strcat, strcmp, strstr, snprintf, and isspace, tolower, and toupper for one character. strcmp also puts two texts in order, and printf pads a value to a column width, exactly as in C. A position is simply an address: host + 3 is the byte at position 3. Trimming and changing case are loops from Lesson </w:t>
+      </w:r>
+      <w:r>
+        <w:t>2.5a that walk the text one byte at a time.</w:t>
       </w:r>
     </w:p>
     <w:p>
@@ -1509,6 +1515,7 @@
         <w:pStyle w:val="SourceCode"/>
       </w:pPr>
       <w:r>
+        <w:lastRenderedPageBreak/>
         <w:t xml:space="preserve">    position_format     db 'Position of "server": %d', 10, 0</w:t>
       </w:r>
     </w:p>
@@ -2450,23 +2457,23 @@
         <w:pStyle w:val="SourceCode"/>
       </w:pPr>
       <w:r>
-        <w:t xml:space="preserve">    ; address of the byte at position 3. snprintf writes at most rdx</w:t>
-      </w:r>
-    </w:p>
-    <w:p>
-      <w:pPr>
-        <w:pStyle w:val="SourceCode"/>
-      </w:pPr>
-      <w:r>
-        <w:t xml:space="preserve">    ; bytes, the array's size, so location gets ams, system_type gets</w:t>
-      </w:r>
-    </w:p>
-    <w:p>
-      <w:pPr>
-        <w:pStyle w:val="SourceCode"/>
-      </w:pPr>
-      <w:r>
-        <w:t xml:space="preserve">    ; server, and system_number gets 31.</w:t>
+        <w:t xml:space="preserve">    ; address of the byte at position 3. snprintf(array in rcx, size in rdx,</w:t>
+      </w:r>
+    </w:p>
+    <w:p>
+      <w:pPr>
+        <w:pStyle w:val="SourceCode"/>
+      </w:pPr>
+      <w:r>
+        <w:t xml:space="preserve">    ; format in r8, text in r9) never writes past the size; the format sets</w:t>
+      </w:r>
+    </w:p>
+    <w:p>
+      <w:pPr>
+        <w:pStyle w:val="SourceCode"/>
+      </w:pPr>
+      <w:r>
+        <w:t xml:space="preserve">    ; the count, so %.3s, %.6s, and %.2s give ams, server, and 31.</w:t>
       </w:r>
     </w:p>
     <w:p>
@@ -5365,23 +5372,23 @@
         <w:pStyle w:val="SourceCode"/>
       </w:pPr>
       <w:r>
-        <w:t xml:space="preserve">    ; address of the byte at position 3. snprintf writes at most rsi</w:t>
-      </w:r>
-    </w:p>
-    <w:p>
-      <w:pPr>
-        <w:pStyle w:val="SourceCode"/>
-      </w:pPr>
-      <w:r>
-        <w:t xml:space="preserve">    ; bytes, the array's size, so location gets ams, system_type gets</w:t>
-      </w:r>
-    </w:p>
-    <w:p>
-      <w:pPr>
-        <w:pStyle w:val="SourceCode"/>
-      </w:pPr>
-      <w:r>
-        <w:t xml:space="preserve">    ; server, and system_number gets 31.</w:t>
+        <w:t xml:space="preserve">    ; address of the byte at position 3. snprintf(array in rdi, size in rsi,</w:t>
+      </w:r>
+    </w:p>
+    <w:p>
+      <w:pPr>
+        <w:pStyle w:val="SourceCode"/>
+      </w:pPr>
+      <w:r>
+        <w:t xml:space="preserve">    ; format in rdx, text in rcx) never writes past the size; the format sets</w:t>
+      </w:r>
+    </w:p>
+    <w:p>
+      <w:pPr>
+        <w:pStyle w:val="SourceCode"/>
+      </w:pPr>
+      <w:r>
+        <w:t xml:space="preserve">    ; the count, so %.3s, %.6s, and %.2s give ams, server, and 31.</w:t>
       </w:r>
     </w:p>
     <w:p>
@@ -7421,7 +7428,10 @@
     </w:p>
     <w:p>
       <w:r>
-        <w:t>The production-minded version prints the same nineteen lines and adds the two habits that matter most for strings. Every substring comes from one function, extract_part, which checks that the range fits inside the text and returns empty text, the invalid-range result, when it does not. And every search goes through show_position, which checks for the language's not-found result (strstr returns 0) before printing a position. The last two lines show both results. The Production-Minded version also copies and joins with snprintf, which never writes past the array's size, and names every array size with equ.</w:t>
+        <w:t xml:space="preserve">The production-minded version prints the same nineteen lines and adds the two habits that matter most for strings. Every substring comes from one function, extract_part, which checks that the range fits inside the text and returns empty text, the invalid-range result, when it does not. And every search goes through show_position, which checks for the language's not-found result (strstr returns 0) before printing a position. The last two lines show both results. The Production-Minded version also copies and </w:t>
+      </w:r>
+      <w:r>
+        <w:t>joins with snprintf, which never writes past the array's size, and names every array size with equ.</w:t>
       </w:r>
     </w:p>
     <w:p>
@@ -8021,7 +8031,7 @@
         <w:pStyle w:val="SourceCode"/>
       </w:pPr>
       <w:r>
-        <w:t>; r14, which every function must give back unchanged, like rbx.</w:t>
+        <w:t>; r14: like rbx, r12, and r13, r14 must come back unchanged.</w:t>
       </w:r>
     </w:p>
     <w:p>
@@ -8444,15 +8454,15 @@
         <w:pStyle w:val="SourceCode"/>
       </w:pPr>
       <w:r>
-        <w:t>; part is missing, so that is checked before the position is worked out.</w:t>
-      </w:r>
-    </w:p>
-    <w:p>
-      <w:pPr>
-        <w:pStyle w:val="SourceCode"/>
-      </w:pPr>
-      <w:r>
-        <w:t>; text stays in rbx, part in r12, and the length of the found text in r13.</w:t>
+        <w:t>; part is missing, so that is checked first. text stays in rbx, part in r12,</w:t>
+      </w:r>
+    </w:p>
+    <w:p>
+      <w:pPr>
+        <w:pStyle w:val="SourceCode"/>
+      </w:pPr>
+      <w:r>
+        <w:t>; the found text's length in r13; three pushes and sub rsp, 32 align the stack.</w:t>
       </w:r>
     </w:p>
     <w:p>
@@ -8729,15 +8739,15 @@
         <w:pStyle w:val="SourceCode"/>
       </w:pPr>
       <w:r>
-        <w:t xml:space="preserve">    ; sub rsp, 56 leaves room for printf's scratch space and for the fifth</w:t>
-      </w:r>
-    </w:p>
-    <w:p>
-      <w:pPr>
-        <w:pStyle w:val="SourceCode"/>
-      </w:pPr>
-      <w:r>
-        <w:t xml:space="preserve">    ; and sixth values of snprintf, at [rsp + 32] and [rsp + 40].</w:t>
+        <w:t xml:space="preserve">    ; sub rsp, 56 leaves room for printf's scratch space, the fifth and</w:t>
+      </w:r>
+    </w:p>
+    <w:p>
+      <w:pPr>
+        <w:pStyle w:val="SourceCode"/>
+      </w:pPr>
+      <w:r>
+        <w:t xml:space="preserve">    ; sixth values of snprintf at [rsp + 32] and [rsp + 40], and alignment.</w:t>
       </w:r>
     </w:p>
     <w:p>
@@ -11232,7 +11242,7 @@
         <w:pStyle w:val="SourceCode"/>
       </w:pPr>
       <w:r>
-        <w:t>; and r14, which every function must give back unchanged, like rbx.</w:t>
+        <w:t>; and r14: like rbx, r12, and r13, r14 must come back unchanged.</w:t>
       </w:r>
     </w:p>
     <w:p>
@@ -14970,7 +14980,7 @@
         <w:pStyle w:val="SourceCode"/>
       </w:pPr>
       <w:r>
-        <w:t xml:space="preserve">    // 2.11: Error Handling.</w:t>
+        <w:t xml:space="preserve">    // 2.11a: Error Handling EXTENDED.</w:t>
       </w:r>
     </w:p>
     <w:p>
@@ -15052,15 +15062,15 @@
         <w:pStyle w:val="SourceCode"/>
       </w:pPr>
       <w:r>
-        <w:t xml:space="preserve">    // makes location a String. The parentheses finish the joining, then</w:t>
-      </w:r>
-    </w:p>
-    <w:p>
-      <w:pPr>
-        <w:pStyle w:val="SourceCode"/>
-      </w:pPr>
-      <w:r>
-        <w:t xml:space="preserve">    // to_uppercase() returns the result with every letter in uppercase.</w:t>
+        <w:t xml:space="preserve">    // makes location a String. The parentheses join first, then to_uppercase()</w:t>
+      </w:r>
+    </w:p>
+    <w:p>
+      <w:pPr>
+        <w:pStyle w:val="SourceCode"/>
+      </w:pPr>
+      <w:r>
+        <w:t xml:space="preserve">    // returns the result in uppercase. Remember, a statement ends at its ;.</w:t>
       </w:r>
     </w:p>
     <w:p>
@@ -15901,6 +15911,22 @@
         <w:pStyle w:val="SourceCode"/>
       </w:pPr>
       <w:r>
+        <w:t xml:space="preserve">    // Remember, no semicolon = returned. to_string() copies the slice into</w:t>
+      </w:r>
+    </w:p>
+    <w:p>
+      <w:pPr>
+        <w:pStyle w:val="SourceCode"/>
+      </w:pPr>
+      <w:r>
+        <w:t xml:space="preserve">    // a new String; a method call borrows it itself, so no &amp; is needed.</w:t>
+      </w:r>
+    </w:p>
+    <w:p>
+      <w:pPr>
+        <w:pStyle w:val="SourceCode"/>
+      </w:pPr>
+      <w:r>
         <w:t xml:space="preserve">    source_text[start..start + length].to_string()</w:t>
       </w:r>
     </w:p>
@@ -15954,7 +15980,7 @@
         <w:pStyle w:val="SourceCode"/>
       </w:pPr>
       <w:r>
-        <w:t>/// None are taught in Volume 1, Chapter 2, Lesson 2.11: Error Handling.</w:t>
+        <w:t>/// None are taught in Volume 1, Chapter 2, Lesson 2.11a: Error Handling EXTENDED.</w:t>
       </w:r>
     </w:p>
     <w:p>
@@ -17709,7 +17735,7 @@
         <w:pStyle w:val="SourceCode"/>
       </w:pPr>
       <w:r>
-        <w:t xml:space="preserve">    %% Lesson 2.7: Arrays and Collections).</w:t>
+        <w:t xml:space="preserve">    %% Lesson 2.7a: Arrays and Collections EXTENDED).</w:t>
       </w:r>
     </w:p>
     <w:p>
@@ -17754,7 +17780,7 @@
         <w:pStyle w:val="SourceCode"/>
       </w:pPr>
       <w:r>
-        <w:t xml:space="preserve">    %% in uppercase.</w:t>
+        <w:t xml:space="preserve">    %% in uppercase. Remember, a step ends at its comma, so it may span lines.</w:t>
       </w:r>
     </w:p>
     <w:p>
@@ -18561,7 +18587,7 @@
         <w:pStyle w:val="SourceCode"/>
       </w:pPr>
       <w:r>
-        <w:t>%% result.</w:t>
+        <w:t>%% result. Remember, -spec states the parameter and return types.</w:t>
       </w:r>
     </w:p>
     <w:p>
@@ -19785,7 +19811,10 @@
     </w:p>
     <w:p>
       <w:r>
-        <w:t>Solidity has almost no text functions of its own: a contract on a real chain works with text byte by byte, and every step costs gas. Foundry's vm, which every Script can use, adds trim, toLowercase, toUppercase, indexOf, and replace; they work only while forge runs a script or test, never in a deployed contract. A substring is copied byte by byte, strings are compared by their keccak256 fingerprints, string.concat joins them, and console.log fills a template. Solidity cannot put strings in order or pad them, and vm adds neither, so two small loops do it: comesBefore compares the bytes, and padRight and padLeft add spaces.</w:t>
+        <w:t>Solidity has almost no text functions of its own: a contract on a real chain works with text byte by byte, and every step costs gas. Foundry's vm, which every Script can use, adds trim, toLowercase, toUppercase, indexOf, and replace; they work only while forge runs a script or test, never in a deployed contract. A substring is copied byte by byte, strings are compared by their keccak256 fingerprints, string.concat joins them, and console.log fills a template. Solidity cannot put strings in order or pad them</w:t>
+      </w:r>
+      <w:r>
+        <w:t>, and vm adds neither, so two small loops do it: comesBefore compares the bytes, and padRight and padLeft add spaces.</w:t>
       </w:r>
     </w:p>
     <w:p>
@@ -19945,23 +19974,23 @@
         <w:pStyle w:val="SourceCode"/>
       </w:pPr>
       <w:r>
-        <w:t xml:space="preserve">    // bytes(length)</w:t>
-      </w:r>
-    </w:p>
-    <w:p>
-      <w:pPr>
-        <w:pStyle w:val="SourceCode"/>
-      </w:pPr>
-      <w:r>
-        <w:t xml:space="preserve">    // makes an empty byte array of that size in memory (arrays are taught</w:t>
-      </w:r>
-    </w:p>
-    <w:p>
-      <w:pPr>
-        <w:pStyle w:val="SourceCode"/>
-      </w:pPr>
-      <w:r>
-        <w:t xml:space="preserve">    // in Volume 1, Chapter 2, Lesson 2.7: Arrays and Collections).</w:t>
+        <w:t xml:space="preserve">    // bytes(length) makes an empty byte array of that size in memory</w:t>
+      </w:r>
+    </w:p>
+    <w:p>
+      <w:pPr>
+        <w:pStyle w:val="SourceCode"/>
+      </w:pPr>
+      <w:r>
+        <w:t xml:space="preserve">    // (arrays are taught in Volume 1, Chapter 2, Lesson 2.7a: Arrays and</w:t>
+      </w:r>
+    </w:p>
+    <w:p>
+      <w:pPr>
+        <w:pStyle w:val="SourceCode"/>
+      </w:pPr>
+      <w:r>
+        <w:t xml:space="preserve">    // Collections EXTENDED). Remember, internal = only this contract calls it.</w:t>
       </w:r>
     </w:p>
     <w:p>
@@ -20867,23 +20896,23 @@
         <w:pStyle w:val="SourceCode"/>
       </w:pPr>
       <w:r>
-        <w:t xml:space="preserve">        // hashes, are explained in Volume 1, Chapter 9, Lesson 9.6: Hash</w:t>
-      </w:r>
-    </w:p>
-    <w:p>
-      <w:pPr>
-        <w:pStyle w:val="SourceCode"/>
-      </w:pPr>
-      <w:r>
-        <w:t xml:space="preserve">        // Tables.) Remember, if runs its block only when the condition is</w:t>
-      </w:r>
-    </w:p>
-    <w:p>
-      <w:pPr>
-        <w:pStyle w:val="SourceCode"/>
-      </w:pPr>
-      <w:r>
-        <w:t xml:space="preserve">        // true, and else catches the rest.</w:t>
+        <w:t xml:space="preserve">        // hashes, are explained in Volume 1, Chapter 10, Lesson 10.6a: Hash</w:t>
+      </w:r>
+    </w:p>
+    <w:p>
+      <w:pPr>
+        <w:pStyle w:val="SourceCode"/>
+      </w:pPr>
+      <w:r>
+        <w:t xml:space="preserve">        // Tables EXTENDED.) Remember, if runs its block only when the</w:t>
+      </w:r>
+    </w:p>
+    <w:p>
+      <w:pPr>
+        <w:pStyle w:val="SourceCode"/>
+      </w:pPr>
+      <w:r>
+        <w:t xml:space="preserve">        // condition is true, and else catches the rest.</w:t>
       </w:r>
     </w:p>
     <w:p>
@@ -21079,7 +21108,7 @@
         <w:pStyle w:val="SourceCode"/>
       </w:pPr>
       <w:r>
-        <w:t xml:space="preserve">        // with every letter in uppercase.</w:t>
+        <w:t xml:space="preserve">        // with every letter in uppercase. Remember, a statement ends at its ;.</w:t>
       </w:r>
     </w:p>
     <w:p>
@@ -24154,7 +24183,10 @@
     </w:p>
     <w:p>
       <w:r>
-        <w:t>These string operations are how both Chapter 2 projects handle text, in the Extended languages. The System Information Utility reads the computer's real host name in Lesson 2.15; it trims and lowercases that name before comparing or printing it, reads the location, system type, and number from a naming pattern like amsserver31 with extract_part, formats its report lines the way this lesson builds Label and Summary, and lines its report up in two columns the way this lesson prints its table. The Command-Line Survey Application reads every answer as text, as Lesson 2.3a does, and normalizes each one the same way before comparing it with an expected answer such as "yes". In Solidity, a contract never reads a keyboard, so a survey's answers arrive as the arguments of one call, and the same comparison by fingerprint checks them.</w:t>
+        <w:t>These string operations are how both Chapter 2 projects handle text, in the Extended languages. The System Information Utility reads the computer's real host name in Lesson 2.15a; it trims and lowercases that name before comparing or printing it, reads the location, system type, and number from a naming pattern like amsserver31 with extract_part, formats its report lines the way this lesson builds Label and Summary, and lines its report up in two columns the way this lesson prints its table. The Command-Lin</w:t>
+      </w:r>
+      <w:r>
+        <w:t>e Survey Application reads every answer as text, as Lesson 2.3a does, and normalizes each one the same way before comparing it with an expected answer such as "yes". In Solidity, a contract never reads a keyboard, so a survey's answers arrive as the arguments of one call, and the same comparison by fingerprint checks them.</w:t>
       </w:r>
     </w:p>
     <w:p>
@@ -25049,7 +25081,10 @@
     </w:p>
     <w:p>
       <w:r>
-        <w:t>Every language handles text with the same few operations: trim, change case, take a substring, compare, find, replace, join, and format. Assembly shows what text is underneath, bytes that end in 0, handled by the C library; Rust separates text it reads (&amp;str) from text it owns (String); Erlang treats a string as a list of characters; and Solidity leaves text work to Foundry's tools, because on a real chain every byte costs gas. Ordinal comparison puts text in order by character code, uppercase first, and padding lines values up in columns; Solidity writes both as small loops. Lesson 2.7a turns to collections: storing many values under one name.</w:t>
+        <w:t>Every language handles text with the same few operations: trim, change case, take a substring, compare, find, replace, join, and format. Assembly shows what text is underneath, bytes that end in 0, handled by the C library; Rust separates text it reads (&amp;str) from text it owns (String); Erlang treats a string as a list of characters; and Solidity leaves text work to Foundry's tools, because on a real chain every byte costs gas. Ordinal comparison puts text in order by character code, uppercase first, and pa</w:t>
+      </w:r>
+      <w:r>
+        <w:t>dding lines values up in columns; Solidity writes both as small loops. Lesson 2.7a turns to collections: storing many values under one name.</w:t>
       </w:r>
     </w:p>
     <w:sectPr>
@@ -25235,31 +25270,31 @@
       </w:rPr>
     </w:lvl>
   </w:abstractNum>
-  <w:num w:numId="1" w16cid:durableId="1399552807">
+  <w:num w:numId="1" w16cid:durableId="1104618132">
     <w:abstractNumId w:val="8"/>
   </w:num>
-  <w:num w:numId="2" w16cid:durableId="1830100618">
+  <w:num w:numId="2" w16cid:durableId="1122190692">
     <w:abstractNumId w:val="6"/>
   </w:num>
-  <w:num w:numId="3" w16cid:durableId="1709329814">
+  <w:num w:numId="3" w16cid:durableId="1308315064">
     <w:abstractNumId w:val="5"/>
   </w:num>
-  <w:num w:numId="4" w16cid:durableId="1907447705">
+  <w:num w:numId="4" w16cid:durableId="716318598">
     <w:abstractNumId w:val="4"/>
   </w:num>
-  <w:num w:numId="5" w16cid:durableId="1195802494">
+  <w:num w:numId="5" w16cid:durableId="2104953091">
     <w:abstractNumId w:val="7"/>
   </w:num>
-  <w:num w:numId="6" w16cid:durableId="1807887910">
+  <w:num w:numId="6" w16cid:durableId="1260214687">
     <w:abstractNumId w:val="3"/>
   </w:num>
-  <w:num w:numId="7" w16cid:durableId="1926187480">
+  <w:num w:numId="7" w16cid:durableId="459803368">
     <w:abstractNumId w:val="2"/>
   </w:num>
-  <w:num w:numId="8" w16cid:durableId="679503051">
+  <w:num w:numId="8" w16cid:durableId="549655779">
     <w:abstractNumId w:val="1"/>
   </w:num>
-  <w:num w:numId="9" w16cid:durableId="2088260599">
+  <w:num w:numId="9" w16cid:durableId="2005040146">
     <w:abstractNumId w:val="0"/>
   </w:num>
 </w:numbering>
